--- a/klagomål/A 8912-2026 FSC-klagomål.docx
+++ b/klagomål/A 8912-2026 FSC-klagomål.docx
@@ -702,7 +702,7 @@
     <w:r>
       <w:tab/>
       <w:tab/>
-      <w:t>2026-02-22</w:t>
+      <w:t>2026-02-23</w:t>
       <w:br/>
       <w:br/>
     </w:r>

--- a/klagomål/A 8912-2026 FSC-klagomål.docx
+++ b/klagomål/A 8912-2026 FSC-klagomål.docx
@@ -702,7 +702,7 @@
     <w:r>
       <w:tab/>
       <w:tab/>
-      <w:t>2026-02-23</w:t>
+      <w:t>2026-02-24</w:t>
       <w:br/>
       <w:br/>
     </w:r>

--- a/klagomål/A 8912-2026 FSC-klagomål.docx
+++ b/klagomål/A 8912-2026 FSC-klagomål.docx
@@ -702,7 +702,7 @@
     <w:r>
       <w:tab/>
       <w:tab/>
-      <w:t>2026-02-24</w:t>
+      <w:t>2026-02-25</w:t>
       <w:br/>
       <w:br/>
     </w:r>

--- a/klagomål/A 8912-2026 FSC-klagomål.docx
+++ b/klagomål/A 8912-2026 FSC-klagomål.docx
@@ -702,7 +702,7 @@
     <w:r>
       <w:tab/>
       <w:tab/>
-      <w:t>2026-02-25</w:t>
+      <w:t>2026-02-26</w:t>
       <w:br/>
       <w:br/>
     </w:r>

--- a/klagomål/A 8912-2026 FSC-klagomål.docx
+++ b/klagomål/A 8912-2026 FSC-klagomål.docx
@@ -702,7 +702,7 @@
     <w:r>
       <w:tab/>
       <w:tab/>
-      <w:t>2026-02-26</w:t>
+      <w:t>2026-02-28</w:t>
       <w:br/>
       <w:br/>
     </w:r>

--- a/klagomål/A 8912-2026 FSC-klagomål.docx
+++ b/klagomål/A 8912-2026 FSC-klagomål.docx
@@ -702,7 +702,7 @@
     <w:r>
       <w:tab/>
       <w:tab/>
-      <w:t>2026-02-28</w:t>
+      <w:t>2026-03-01</w:t>
       <w:br/>
       <w:br/>
     </w:r>

--- a/klagomål/A 8912-2026 FSC-klagomål.docx
+++ b/klagomål/A 8912-2026 FSC-klagomål.docx
@@ -702,7 +702,7 @@
     <w:r>
       <w:tab/>
       <w:tab/>
-      <w:t>2026-03-01</w:t>
+      <w:t>2026-03-02</w:t>
       <w:br/>
       <w:br/>
     </w:r>

--- a/klagomål/A 8912-2026 FSC-klagomål.docx
+++ b/klagomål/A 8912-2026 FSC-klagomål.docx
@@ -191,7 +191,7 @@
     </w:p>
     <w:p>
       <w:r>
-        <w:t>I avverkningsanmälan har följande 3 naturvårdsarter hittats: skrovlig taggsvamp (NT), svart taggsvamp (NT) och kambräken (S). Av dessa är 2 rödlistade. För rödlistade arter har rödlistekategorin angivits inom parentes. Arter som är signalarter enligt Skogsstyrelsen har markerats med (S).</w:t>
+        <w:t>I avverkningsanmälan har följande 3 naturvårdsarter hittats: skrovlig taggsvamp (NT), svart taggsvamp agg. (NT) och kambräken (S). Av dessa är 2 rödlistade. För rödlistade arter har rödlistekategorin angivits inom parentes. Arter som är signalarter enligt Skogsstyrelsen har markerats med (S).</w:t>
       </w:r>
     </w:p>
     <w:p>
@@ -206,7 +206,7 @@
       <w:r>
         <w:drawing>
           <wp:inline xmlns:a="http://schemas.openxmlformats.org/drawingml/2006/main" xmlns:pic="http://schemas.openxmlformats.org/drawingml/2006/picture">
-            <wp:extent cx="5486400" cy="3537153"/>
+            <wp:extent cx="5486400" cy="3502586"/>
             <wp:docPr id="1" name="Picture 1"/>
             <wp:cNvGraphicFramePr>
               <a:graphicFrameLocks noChangeAspect="1"/>
@@ -227,7 +227,7 @@
                   <pic:spPr>
                     <a:xfrm>
                       <a:off x="0" y="0"/>
-                      <a:ext cx="5486400" cy="3537153"/>
+                      <a:ext cx="5486400" cy="3502586"/>
                     </a:xfrm>
                     <a:prstGeom prst="rect"/>
                   </pic:spPr>
@@ -291,7 +291,7 @@
         <w:rPr>
           <w:b/>
         </w:rPr>
-        <w:t xml:space="preserve">Svart taggsvamp (NT) </w:t>
+        <w:t xml:space="preserve">Svart taggsvamp agg. (NT) </w:t>
       </w:r>
       <w:r>
         <w:t>bildar huvudsakligen mykorrhiza med gran och tall, men även med ek och bok. Slutavverkning utgör det största hotet mot arten och den överlever sannolikt inte en föryngringshuggning då barrträdens rötter dör efter avverkningen. Förekomsterna i barrskog är särskilt utsatta eftersom arten föredrar att växa i äldre, virkesrika skogar med högre bonitet, som avverkas i rask takt. Fler äldre, virkesrika barrskogar med högre bonitet måste formellt skyddas som biotopskyddsområden eller naturreservat. Även oskyddade växtplatser i lövskogsbiotoper bör få ett starkt skydd. Skogsområden med svart taggsvamp bör inte gallras eller plockhuggas om inte huggningen efterföljs av skogsbete (SLU Artdatabanken, 2024).</w:t>
@@ -702,7 +702,7 @@
     <w:r>
       <w:tab/>
       <w:tab/>
-      <w:t>2026-03-02</w:t>
+      <w:t>2026-03-03</w:t>
       <w:br/>
       <w:br/>
     </w:r>

--- a/klagomål/A 8912-2026 FSC-klagomål.docx
+++ b/klagomål/A 8912-2026 FSC-klagomål.docx
@@ -702,7 +702,7 @@
     <w:r>
       <w:tab/>
       <w:tab/>
-      <w:t>2026-03-03</w:t>
+      <w:t>2026-03-04</w:t>
       <w:br/>
       <w:br/>
     </w:r>

--- a/klagomål/A 8912-2026 FSC-klagomål.docx
+++ b/klagomål/A 8912-2026 FSC-klagomål.docx
@@ -702,7 +702,7 @@
     <w:r>
       <w:tab/>
       <w:tab/>
-      <w:t>2026-03-04</w:t>
+      <w:t>2026-03-05</w:t>
       <w:br/>
       <w:br/>
     </w:r>

--- a/klagomål/A 8912-2026 FSC-klagomål.docx
+++ b/klagomål/A 8912-2026 FSC-klagomål.docx
@@ -702,7 +702,7 @@
     <w:r>
       <w:tab/>
       <w:tab/>
-      <w:t>2026-03-05</w:t>
+      <w:t>2026-03-06</w:t>
       <w:br/>
       <w:br/>
     </w:r>

--- a/klagomål/A 8912-2026 FSC-klagomål.docx
+++ b/klagomål/A 8912-2026 FSC-klagomål.docx
@@ -702,7 +702,7 @@
     <w:r>
       <w:tab/>
       <w:tab/>
-      <w:t>2026-03-06</w:t>
+      <w:t>2026-03-07</w:t>
       <w:br/>
       <w:br/>
     </w:r>

--- a/klagomål/A 8912-2026 FSC-klagomål.docx
+++ b/klagomål/A 8912-2026 FSC-klagomål.docx
@@ -702,7 +702,7 @@
     <w:r>
       <w:tab/>
       <w:tab/>
-      <w:t>2026-03-07</w:t>
+      <w:t>2026-03-08</w:t>
       <w:br/>
       <w:br/>
     </w:r>

--- a/klagomål/A 8912-2026 FSC-klagomål.docx
+++ b/klagomål/A 8912-2026 FSC-klagomål.docx
@@ -702,7 +702,7 @@
     <w:r>
       <w:tab/>
       <w:tab/>
-      <w:t>2026-03-08</w:t>
+      <w:t>2026-03-09</w:t>
       <w:br/>
       <w:br/>
     </w:r>

--- a/klagomål/A 8912-2026 FSC-klagomål.docx
+++ b/klagomål/A 8912-2026 FSC-klagomål.docx
@@ -702,7 +702,7 @@
     <w:r>
       <w:tab/>
       <w:tab/>
-      <w:t>2026-03-09</w:t>
+      <w:t>2026-03-10</w:t>
       <w:br/>
       <w:br/>
     </w:r>

--- a/klagomål/A 8912-2026 FSC-klagomål.docx
+++ b/klagomål/A 8912-2026 FSC-klagomål.docx
@@ -702,7 +702,7 @@
     <w:r>
       <w:tab/>
       <w:tab/>
-      <w:t>2026-03-10</w:t>
+      <w:t>2026-03-11</w:t>
       <w:br/>
       <w:br/>
     </w:r>

--- a/klagomål/A 8912-2026 FSC-klagomål.docx
+++ b/klagomål/A 8912-2026 FSC-klagomål.docx
@@ -702,7 +702,7 @@
     <w:r>
       <w:tab/>
       <w:tab/>
-      <w:t>2026-03-11</w:t>
+      <w:t>2026-03-12</w:t>
       <w:br/>
       <w:br/>
     </w:r>

--- a/klagomål/A 8912-2026 FSC-klagomål.docx
+++ b/klagomål/A 8912-2026 FSC-klagomål.docx
@@ -702,7 +702,7 @@
     <w:r>
       <w:tab/>
       <w:tab/>
-      <w:t>2026-03-12</w:t>
+      <w:t>2026-03-13</w:t>
       <w:br/>
       <w:br/>
     </w:r>

--- a/klagomål/A 8912-2026 FSC-klagomål.docx
+++ b/klagomål/A 8912-2026 FSC-klagomål.docx
@@ -738,7 +738,7 @@
     <w:r>
       <w:tab/>
       <w:tab/>
-      <w:t>2026-05-16</w:t>
+      <w:t>2026-05-17</w:t>
       <w:br/>
       <w:br/>
     </w:r>

--- a/klagomål/A 8912-2026 FSC-klagomål.docx
+++ b/klagomål/A 8912-2026 FSC-klagomål.docx
@@ -738,7 +738,7 @@
     <w:r>
       <w:tab/>
       <w:tab/>
-      <w:t>2026-05-17</w:t>
+      <w:t>2026-05-18</w:t>
       <w:br/>
       <w:br/>
     </w:r>

--- a/klagomål/A 8912-2026 FSC-klagomål.docx
+++ b/klagomål/A 8912-2026 FSC-klagomål.docx
@@ -738,7 +738,7 @@
     <w:r>
       <w:tab/>
       <w:tab/>
-      <w:t>2026-05-18</w:t>
+      <w:t>2026-05-19</w:t>
       <w:br/>
       <w:br/>
     </w:r>

--- a/klagomål/A 8912-2026 FSC-klagomål.docx
+++ b/klagomål/A 8912-2026 FSC-klagomål.docx
@@ -738,7 +738,7 @@
     <w:r>
       <w:tab/>
       <w:tab/>
-      <w:t>2026-05-19</w:t>
+      <w:t>2026-05-20</w:t>
       <w:br/>
       <w:br/>
     </w:r>

--- a/klagomål/A 8912-2026 FSC-klagomål.docx
+++ b/klagomål/A 8912-2026 FSC-klagomål.docx
@@ -738,7 +738,7 @@
     <w:r>
       <w:tab/>
       <w:tab/>
-      <w:t>2026-05-20</w:t>
+      <w:t>2026-05-21</w:t>
       <w:br/>
       <w:br/>
     </w:r>

--- a/klagomål/A 8912-2026 FSC-klagomål.docx
+++ b/klagomål/A 8912-2026 FSC-klagomål.docx
@@ -738,7 +738,7 @@
     <w:r>
       <w:tab/>
       <w:tab/>
-      <w:t>2026-05-21</w:t>
+      <w:t>2026-05-22</w:t>
       <w:br/>
       <w:br/>
     </w:r>

--- a/klagomål/A 8912-2026 FSC-klagomål.docx
+++ b/klagomål/A 8912-2026 FSC-klagomål.docx
@@ -738,7 +738,7 @@
     <w:r>
       <w:tab/>
       <w:tab/>
-      <w:t>2026-05-22</w:t>
+      <w:t>2026-05-23</w:t>
       <w:br/>
       <w:br/>
     </w:r>

--- a/klagomål/A 8912-2026 FSC-klagomål.docx
+++ b/klagomål/A 8912-2026 FSC-klagomål.docx
@@ -738,7 +738,7 @@
     <w:r>
       <w:tab/>
       <w:tab/>
-      <w:t>2026-05-23</w:t>
+      <w:t>2026-05-24</w:t>
       <w:br/>
       <w:br/>
     </w:r>

--- a/klagomål/A 8912-2026 FSC-klagomål.docx
+++ b/klagomål/A 8912-2026 FSC-klagomål.docx
@@ -738,7 +738,7 @@
     <w:r>
       <w:tab/>
       <w:tab/>
-      <w:t>2026-05-24</w:t>
+      <w:t>2026-05-25</w:t>
       <w:br/>
       <w:br/>
     </w:r>

--- a/klagomål/A 8912-2026 FSC-klagomål.docx
+++ b/klagomål/A 8912-2026 FSC-klagomål.docx
@@ -738,7 +738,7 @@
     <w:r>
       <w:tab/>
       <w:tab/>
-      <w:t>2026-05-25</w:t>
+      <w:t>2026-05-26</w:t>
       <w:br/>
       <w:br/>
     </w:r>

--- a/klagomål/A 8912-2026 FSC-klagomål.docx
+++ b/klagomål/A 8912-2026 FSC-klagomål.docx
@@ -738,7 +738,7 @@
     <w:r>
       <w:tab/>
       <w:tab/>
-      <w:t>2026-05-26</w:t>
+      <w:t>2026-05-27</w:t>
       <w:br/>
       <w:br/>
     </w:r>

--- a/klagomål/A 8912-2026 FSC-klagomål.docx
+++ b/klagomål/A 8912-2026 FSC-klagomål.docx
@@ -738,7 +738,7 @@
     <w:r>
       <w:tab/>
       <w:tab/>
-      <w:t>2026-05-27</w:t>
+      <w:t>2026-05-28</w:t>
       <w:br/>
       <w:br/>
     </w:r>

--- a/klagomål/A 8912-2026 FSC-klagomål.docx
+++ b/klagomål/A 8912-2026 FSC-klagomål.docx
@@ -738,7 +738,7 @@
     <w:r>
       <w:tab/>
       <w:tab/>
-      <w:t>2026-05-28</w:t>
+      <w:t>2026-05-29</w:t>
       <w:br/>
       <w:br/>
     </w:r>

--- a/klagomål/A 8912-2026 FSC-klagomål.docx
+++ b/klagomål/A 8912-2026 FSC-klagomål.docx
@@ -738,7 +738,7 @@
     <w:r>
       <w:tab/>
       <w:tab/>
-      <w:t>2026-05-29</w:t>
+      <w:t>2026-05-30</w:t>
       <w:br/>
       <w:br/>
     </w:r>

--- a/klagomål/A 8912-2026 FSC-klagomål.docx
+++ b/klagomål/A 8912-2026 FSC-klagomål.docx
@@ -738,7 +738,7 @@
     <w:r>
       <w:tab/>
       <w:tab/>
-      <w:t>2026-05-30</w:t>
+      <w:t>2026-05-31</w:t>
       <w:br/>
       <w:br/>
     </w:r>

--- a/klagomål/A 8912-2026 FSC-klagomål.docx
+++ b/klagomål/A 8912-2026 FSC-klagomål.docx
@@ -738,7 +738,7 @@
     <w:r>
       <w:tab/>
       <w:tab/>
-      <w:t>2026-05-31</w:t>
+      <w:t>2026-06-01</w:t>
       <w:br/>
       <w:br/>
     </w:r>

--- a/klagomål/A 8912-2026 FSC-klagomål.docx
+++ b/klagomål/A 8912-2026 FSC-klagomål.docx
@@ -738,7 +738,7 @@
     <w:r>
       <w:tab/>
       <w:tab/>
-      <w:t>2026-06-01</w:t>
+      <w:t>2026-06-02</w:t>
       <w:br/>
       <w:br/>
     </w:r>

--- a/klagomål/A 8912-2026 FSC-klagomål.docx
+++ b/klagomål/A 8912-2026 FSC-klagomål.docx
@@ -738,7 +738,7 @@
     <w:r>
       <w:tab/>
       <w:tab/>
-      <w:t>2026-06-02</w:t>
+      <w:t>2026-06-03</w:t>
       <w:br/>
       <w:br/>
     </w:r>

--- a/klagomål/A 8912-2026 FSC-klagomål.docx
+++ b/klagomål/A 8912-2026 FSC-klagomål.docx
@@ -738,7 +738,7 @@
     <w:r>
       <w:tab/>
       <w:tab/>
-      <w:t>2026-06-03</w:t>
+      <w:t>2026-06-04</w:t>
       <w:br/>
       <w:br/>
     </w:r>

--- a/klagomål/A 8912-2026 FSC-klagomål.docx
+++ b/klagomål/A 8912-2026 FSC-klagomål.docx
@@ -738,7 +738,7 @@
     <w:r>
       <w:tab/>
       <w:tab/>
-      <w:t>2026-06-04</w:t>
+      <w:t>2026-06-05</w:t>
       <w:br/>
       <w:br/>
     </w:r>

--- a/klagomål/A 8912-2026 FSC-klagomål.docx
+++ b/klagomål/A 8912-2026 FSC-klagomål.docx
@@ -738,7 +738,7 @@
     <w:r>
       <w:tab/>
       <w:tab/>
-      <w:t>2026-06-05</w:t>
+      <w:t>2026-06-06</w:t>
       <w:br/>
       <w:br/>
     </w:r>

--- a/klagomål/A 8912-2026 FSC-klagomål.docx
+++ b/klagomål/A 8912-2026 FSC-klagomål.docx
@@ -738,7 +738,7 @@
     <w:r>
       <w:tab/>
       <w:tab/>
-      <w:t>2026-06-06</w:t>
+      <w:t>2026-06-07</w:t>
       <w:br/>
       <w:br/>
     </w:r>

--- a/klagomål/A 8912-2026 FSC-klagomål.docx
+++ b/klagomål/A 8912-2026 FSC-klagomål.docx
@@ -738,7 +738,7 @@
     <w:r>
       <w:tab/>
       <w:tab/>
-      <w:t>2026-06-07</w:t>
+      <w:t>2026-06-08</w:t>
       <w:br/>
       <w:br/>
     </w:r>

--- a/klagomål/A 8912-2026 FSC-klagomål.docx
+++ b/klagomål/A 8912-2026 FSC-klagomål.docx
@@ -738,7 +738,7 @@
     <w:r>
       <w:tab/>
       <w:tab/>
-      <w:t>2026-06-08</w:t>
+      <w:t>2026-06-09</w:t>
       <w:br/>
       <w:br/>
     </w:r>

--- a/klagomål/A 8912-2026 FSC-klagomål.docx
+++ b/klagomål/A 8912-2026 FSC-klagomål.docx
@@ -738,7 +738,7 @@
     <w:r>
       <w:tab/>
       <w:tab/>
-      <w:t>2026-06-09</w:t>
+      <w:t>2026-06-10</w:t>
       <w:br/>
       <w:br/>
     </w:r>

--- a/klagomål/A 8912-2026 FSC-klagomål.docx
+++ b/klagomål/A 8912-2026 FSC-klagomål.docx
@@ -738,7 +738,7 @@
     <w:r>
       <w:tab/>
       <w:tab/>
-      <w:t>2026-06-10</w:t>
+      <w:t>2026-06-11</w:t>
       <w:br/>
       <w:br/>
     </w:r>

--- a/klagomål/A 8912-2026 FSC-klagomål.docx
+++ b/klagomål/A 8912-2026 FSC-klagomål.docx
@@ -738,7 +738,7 @@
     <w:r>
       <w:tab/>
       <w:tab/>
-      <w:t>2026-06-11</w:t>
+      <w:t>2026-06-12</w:t>
       <w:br/>
       <w:br/>
     </w:r>

--- a/klagomål/A 8912-2026 FSC-klagomål.docx
+++ b/klagomål/A 8912-2026 FSC-klagomål.docx
@@ -738,7 +738,7 @@
     <w:r>
       <w:tab/>
       <w:tab/>
-      <w:t>2026-06-12</w:t>
+      <w:t>2026-06-13</w:t>
       <w:br/>
       <w:br/>
     </w:r>

--- a/klagomål/A 8912-2026 FSC-klagomål.docx
+++ b/klagomål/A 8912-2026 FSC-klagomål.docx
@@ -738,7 +738,7 @@
     <w:r>
       <w:tab/>
       <w:tab/>
-      <w:t>2026-06-13</w:t>
+      <w:t>2026-06-14</w:t>
       <w:br/>
       <w:br/>
     </w:r>

--- a/klagomål/A 8912-2026 FSC-klagomål.docx
+++ b/klagomål/A 8912-2026 FSC-klagomål.docx
@@ -844,7 +844,7 @@
     <w:r>
       <w:tab/>
       <w:tab/>
-      <w:t>2026-07-13</w:t>
+      <w:t>2026-07-14</w:t>
       <w:br/>
       <w:br/>
     </w:r>

--- a/klagomål/A 8912-2026 FSC-klagomål.docx
+++ b/klagomål/A 8912-2026 FSC-klagomål.docx
@@ -844,7 +844,7 @@
     <w:r>
       <w:tab/>
       <w:tab/>
-      <w:t>2026-07-14</w:t>
+      <w:t>2026-07-15</w:t>
       <w:br/>
       <w:br/>
     </w:r>

--- a/klagomål/A 8912-2026 FSC-klagomål.docx
+++ b/klagomål/A 8912-2026 FSC-klagomål.docx
@@ -221,7 +221,7 @@
     </w:p>
     <w:p>
       <w:r>
-        <w:t>I och inom 17 meter från avverkningsanmälan finns fynd av 7 naturvårdsarter, varav 4 är rödlistade, 5 är typiska (T) och 3 är signalarter (S): skrovlig taggsvamp (VU), bokkantlav (NT, T), bokvårtlav (NT, T), Phellodon frondosoniger (NT), fällmossa (S, T), kambräken (S, T) och platt fjädermossa (S, T). Se Figur 1.</w:t>
+        <w:t>I och inom 17 meter från avverkningsanmälan finns fynd av 7 naturvårdsarter, varav 4 är rödlistade, 5 är typiska (T) och 3 är signalarter (S): boktaggsvamp (VU), bokkantlav (NT, T), bokvårtlav (NT, T), Phellodon frondosoniger (NT), fällmossa (S, T), kambräken (S, T) och platt fjädermossa (S, T). Se Figur 1.</w:t>
       </w:r>
     </w:p>
     <w:p>
@@ -252,10 +252,10 @@
         <w:rPr>
           <w:b/>
         </w:rPr>
-        <w:t xml:space="preserve">Skrovlig taggsvamp (VU) </w:t>
+        <w:t xml:space="preserve">Boktaggsvamp (VU) </w:t>
       </w:r>
       <w:r>
-        <w:t>bildar mykorrhiza med tall i äldre tallskog, framför allt på tallhed. Den växer huvudsakligen i äldre barrskog som hotas av slutavverkning. Genom att äldre barrskogar och naturskogar blir allt sällsyntare, missgynnas arten av skogsbruk. Arten ingår i ett åtgärdsprogram för hotade arter (ÅGP) och en långsiktig tillgång till svampens värdträd behöver säkras genom att växtplatserna undantas från avverkning. Skrovlig taggsvamp är globalt rödlistad som nära hotad (NT) vilket innebär att Sverige har ett internationellt ansvar för arten (IUCN, 2025; SLU Artdatabanken, 2026; Nitare, 2006).</w:t>
+        <w:t>bildar mykorrhiza med bok på kalkrik mark i äldre ädellövskog, främst i glesa, örtrika bokskogar med lång trädkontinuitet. Den nationella populationen är liten och bedöms ha minskat sedan 1970-talet till följd av slutavverkning av äldre bokskog. Arten påverkas negativt av brist på kontinuitetsskog och en minskning av populationen pågår eller förväntas ske. Arten är placerad i toppen på Skogsstyrelsens värdepyramid för bedömning av skog med höga naturvärden (SLU Artdatabanken, 2026; Nitare &amp; Skogsstyrelsen, 2019).</w:t>
       </w:r>
     </w:p>
     <w:p>
@@ -844,7 +844,7 @@
     <w:r>
       <w:tab/>
       <w:tab/>
-      <w:t>2026-07-15</w:t>
+      <w:t>2026-07-16</w:t>
       <w:br/>
       <w:br/>
     </w:r>

--- a/klagomål/A 8912-2026 FSC-klagomål.docx
+++ b/klagomål/A 8912-2026 FSC-klagomål.docx
@@ -844,7 +844,7 @@
     <w:r>
       <w:tab/>
       <w:tab/>
-      <w:t>2026-07-16</w:t>
+      <w:t>2026-07-17</w:t>
       <w:br/>
       <w:br/>
     </w:r>

--- a/klagomål/A 8912-2026 FSC-klagomål.docx
+++ b/klagomål/A 8912-2026 FSC-klagomål.docx
@@ -844,7 +844,7 @@
     <w:r>
       <w:tab/>
       <w:tab/>
-      <w:t>2026-07-17</w:t>
+      <w:t>2026-07-18</w:t>
       <w:br/>
       <w:br/>
     </w:r>

--- a/klagomål/A 8912-2026 FSC-klagomål.docx
+++ b/klagomål/A 8912-2026 FSC-klagomål.docx
@@ -844,7 +844,7 @@
     <w:r>
       <w:tab/>
       <w:tab/>
-      <w:t>2026-07-18</w:t>
+      <w:t>2026-07-19</w:t>
       <w:br/>
       <w:br/>
     </w:r>

--- a/klagomål/A 8912-2026 FSC-klagomål.docx
+++ b/klagomål/A 8912-2026 FSC-klagomål.docx
@@ -844,7 +844,7 @@
     <w:r>
       <w:tab/>
       <w:tab/>
-      <w:t>2026-07-19</w:t>
+      <w:t>2026-07-20</w:t>
       <w:br/>
       <w:br/>
     </w:r>

--- a/klagomål/A 8912-2026 FSC-klagomål.docx
+++ b/klagomål/A 8912-2026 FSC-klagomål.docx
@@ -844,7 +844,7 @@
     <w:r>
       <w:tab/>
       <w:tab/>
-      <w:t>2026-07-20</w:t>
+      <w:t>2026-07-21</w:t>
       <w:br/>
       <w:br/>
     </w:r>

--- a/klagomål/A 8912-2026 FSC-klagomål.docx
+++ b/klagomål/A 8912-2026 FSC-klagomål.docx
@@ -844,7 +844,7 @@
     <w:r>
       <w:tab/>
       <w:tab/>
-      <w:t>2026-07-21</w:t>
+      <w:t>2026-07-22</w:t>
       <w:br/>
       <w:br/>
     </w:r>

--- a/klagomål/A 8912-2026 FSC-klagomål.docx
+++ b/klagomål/A 8912-2026 FSC-klagomål.docx
@@ -844,7 +844,7 @@
     <w:r>
       <w:tab/>
       <w:tab/>
-      <w:t>2026-07-22</w:t>
+      <w:t>2026-07-23</w:t>
       <w:br/>
       <w:br/>
     </w:r>

--- a/klagomål/A 8912-2026 FSC-klagomål.docx
+++ b/klagomål/A 8912-2026 FSC-klagomål.docx
@@ -844,7 +844,7 @@
     <w:r>
       <w:tab/>
       <w:tab/>
-      <w:t>2026-07-23</w:t>
+      <w:t>2026-07-24</w:t>
       <w:br/>
       <w:br/>
     </w:r>

--- a/klagomål/A 8912-2026 FSC-klagomål.docx
+++ b/klagomål/A 8912-2026 FSC-klagomål.docx
@@ -844,7 +844,7 @@
     <w:r>
       <w:tab/>
       <w:tab/>
-      <w:t>2026-07-24</w:t>
+      <w:t>2026-07-25</w:t>
       <w:br/>
       <w:br/>
     </w:r>

--- a/klagomål/A 8912-2026 FSC-klagomål.docx
+++ b/klagomål/A 8912-2026 FSC-klagomål.docx
@@ -844,7 +844,7 @@
     <w:r>
       <w:tab/>
       <w:tab/>
-      <w:t>2026-07-25</w:t>
+      <w:t>2026-07-26</w:t>
       <w:br/>
       <w:br/>
     </w:r>

--- a/klagomål/A 8912-2026 FSC-klagomål.docx
+++ b/klagomål/A 8912-2026 FSC-klagomål.docx
@@ -844,7 +844,7 @@
     <w:r>
       <w:tab/>
       <w:tab/>
-      <w:t>2026-07-26</w:t>
+      <w:t>2026-07-27</w:t>
       <w:br/>
       <w:br/>
     </w:r>

--- a/klagomål/A 8912-2026 FSC-klagomål.docx
+++ b/klagomål/A 8912-2026 FSC-klagomål.docx
@@ -844,7 +844,7 @@
     <w:r>
       <w:tab/>
       <w:tab/>
-      <w:t>2026-07-27</w:t>
+      <w:t>2026-07-28</w:t>
       <w:br/>
       <w:br/>
     </w:r>

--- a/klagomål/A 8912-2026 FSC-klagomål.docx
+++ b/klagomål/A 8912-2026 FSC-klagomål.docx
@@ -844,7 +844,7 @@
     <w:r>
       <w:tab/>
       <w:tab/>
-      <w:t>2026-07-28</w:t>
+      <w:t>2026-07-29</w:t>
       <w:br/>
       <w:br/>
     </w:r>

--- a/klagomål/A 8912-2026 FSC-klagomål.docx
+++ b/klagomål/A 8912-2026 FSC-klagomål.docx
@@ -844,7 +844,7 @@
     <w:r>
       <w:tab/>
       <w:tab/>
-      <w:t>2026-07-29</w:t>
+      <w:t>2026-07-30</w:t>
       <w:br/>
       <w:br/>
     </w:r>

--- a/klagomål/A 8912-2026 FSC-klagomål.docx
+++ b/klagomål/A 8912-2026 FSC-klagomål.docx
@@ -844,7 +844,7 @@
     <w:r>
       <w:tab/>
       <w:tab/>
-      <w:t>2026-07-30</w:t>
+      <w:t>2026-07-31</w:t>
       <w:br/>
       <w:br/>
     </w:r>

--- a/klagomål/A 8912-2026 FSC-klagomål.docx
+++ b/klagomål/A 8912-2026 FSC-klagomål.docx
@@ -844,7 +844,7 @@
     <w:r>
       <w:tab/>
       <w:tab/>
-      <w:t>2026-07-31</w:t>
+      <w:t>2026-08-01</w:t>
       <w:br/>
       <w:br/>
     </w:r>

--- a/klagomål/A 8912-2026 FSC-klagomål.docx
+++ b/klagomål/A 8912-2026 FSC-klagomål.docx
@@ -844,7 +844,7 @@
     <w:r>
       <w:tab/>
       <w:tab/>
-      <w:t>2026-08-01</w:t>
+      <w:t>2026-08-02</w:t>
       <w:br/>
       <w:br/>
     </w:r>

--- a/klagomål/A 8912-2026 FSC-klagomål.docx
+++ b/klagomål/A 8912-2026 FSC-klagomål.docx
@@ -844,7 +844,7 @@
     <w:r>
       <w:tab/>
       <w:tab/>
-      <w:t>2026-08-02</w:t>
+      <w:t>2026-08-03</w:t>
       <w:br/>
       <w:br/>
     </w:r>

--- a/klagomål/A 8912-2026 FSC-klagomål.docx
+++ b/klagomål/A 8912-2026 FSC-klagomål.docx
@@ -844,7 +844,7 @@
     <w:r>
       <w:tab/>
       <w:tab/>
-      <w:t>2026-08-03</w:t>
+      <w:t>2026-08-05</w:t>
       <w:br/>
       <w:br/>
     </w:r>

--- a/klagomål/A 8912-2026 FSC-klagomål.docx
+++ b/klagomål/A 8912-2026 FSC-klagomål.docx
@@ -844,7 +844,7 @@
     <w:r>
       <w:tab/>
       <w:tab/>
-      <w:t>2026-08-05</w:t>
+      <w:t>2026-08-07</w:t>
       <w:br/>
       <w:br/>
     </w:r>

--- a/klagomål/A 8912-2026 FSC-klagomål.docx
+++ b/klagomål/A 8912-2026 FSC-klagomål.docx
@@ -844,7 +844,7 @@
     <w:r>
       <w:tab/>
       <w:tab/>
-      <w:t>2026-08-07</w:t>
+      <w:t>2026-08-08</w:t>
       <w:br/>
       <w:br/>
     </w:r>

--- a/klagomål/A 8912-2026 FSC-klagomål.docx
+++ b/klagomål/A 8912-2026 FSC-klagomål.docx
@@ -216,7 +216,7 @@
         <w:spacing w:after="240"/>
       </w:pPr>
       <w:r>
-        <w:t>Figur 1. Fyndplatser för naturvårdsarter i och inom 17 meter från avverkningsanmälan. Markörer utan svart kant är placerade på fyndplatsen. Markörer med svart kant är placerade vid sidan av fyndplatsen har ett svart streck som visar fyndplatsens exakta position. Kartans mittpunktskoordinat är N 6261880, E 391455 i SWEREF 99 TM.</w:t>
+        <w:t>Figur 1. Fyndplatser för naturvårdsarter i och inom 17 meter från avverkningsanmälan. Markörer utan svart kant är placerade på fyndplatsen. Markörer med svart kant är placerade vid sidan av fyndplatsen och har ett svart streck som visar fyndplatsens exakta position. Kartans mittpunktskoordinat är N 6261880, E 391455 i SWEREF 99 TM.</w:t>
       </w:r>
     </w:p>
     <w:p>
@@ -833,7 +833,7 @@
     <w:r>
       <w:tab/>
       <w:tab/>
-      <w:t>2026-08-14</w:t>
+      <w:t>2026-08-15</w:t>
       <w:br/>
       <w:br/>
     </w:r>

--- a/klagomål/A 8912-2026 FSC-klagomål.docx
+++ b/klagomål/A 8912-2026 FSC-klagomål.docx
@@ -833,7 +833,7 @@
     <w:r>
       <w:tab/>
       <w:tab/>
-      <w:t>2026-08-15</w:t>
+      <w:t>2026-08-16</w:t>
       <w:br/>
       <w:br/>
     </w:r>

--- a/klagomål/A 8912-2026 FSC-klagomål.docx
+++ b/klagomål/A 8912-2026 FSC-klagomål.docx
@@ -833,7 +833,7 @@
     <w:r>
       <w:tab/>
       <w:tab/>
-      <w:t>2026-08-16</w:t>
+      <w:t>2026-08-17</w:t>
       <w:br/>
       <w:br/>
     </w:r>

--- a/klagomål/A 8912-2026 FSC-klagomål.docx
+++ b/klagomål/A 8912-2026 FSC-klagomål.docx
@@ -833,7 +833,7 @@
     <w:r>
       <w:tab/>
       <w:tab/>
-      <w:t>2026-08-17</w:t>
+      <w:t>2026-08-18</w:t>
       <w:br/>
       <w:br/>
     </w:r>

--- a/klagomål/A 8912-2026 FSC-klagomål.docx
+++ b/klagomål/A 8912-2026 FSC-klagomål.docx
@@ -833,7 +833,7 @@
     <w:r>
       <w:tab/>
       <w:tab/>
-      <w:t>2026-08-18</w:t>
+      <w:t>2026-08-19</w:t>
       <w:br/>
       <w:br/>
     </w:r>

--- a/klagomål/A 8912-2026 FSC-klagomål.docx
+++ b/klagomål/A 8912-2026 FSC-klagomål.docx
@@ -833,7 +833,7 @@
     <w:r>
       <w:tab/>
       <w:tab/>
-      <w:t>2026-08-19</w:t>
+      <w:t>2026-08-20</w:t>
       <w:br/>
       <w:br/>
     </w:r>

--- a/klagomål/A 8912-2026 FSC-klagomål.docx
+++ b/klagomål/A 8912-2026 FSC-klagomål.docx
@@ -833,7 +833,7 @@
     <w:r>
       <w:tab/>
       <w:tab/>
-      <w:t>2026-08-20</w:t>
+      <w:t>2026-08-21</w:t>
       <w:br/>
       <w:br/>
     </w:r>

--- a/klagomål/A 8912-2026 FSC-klagomål.docx
+++ b/klagomål/A 8912-2026 FSC-klagomål.docx
@@ -833,7 +833,7 @@
     <w:r>
       <w:tab/>
       <w:tab/>
-      <w:t>2026-08-21</w:t>
+      <w:t>2026-08-22</w:t>
       <w:br/>
       <w:br/>
     </w:r>

--- a/klagomål/A 8912-2026 FSC-klagomål.docx
+++ b/klagomål/A 8912-2026 FSC-klagomål.docx
@@ -833,7 +833,7 @@
     <w:r>
       <w:tab/>
       <w:tab/>
-      <w:t>2026-08-22</w:t>
+      <w:t>2026-08-23</w:t>
       <w:br/>
       <w:br/>
     </w:r>

--- a/klagomål/A 8912-2026 FSC-klagomål.docx
+++ b/klagomål/A 8912-2026 FSC-klagomål.docx
@@ -833,7 +833,7 @@
     <w:r>
       <w:tab/>
       <w:tab/>
-      <w:t>2026-08-23</w:t>
+      <w:t>2026-08-24</w:t>
       <w:br/>
       <w:br/>
     </w:r>

--- a/klagomål/A 8912-2026 FSC-klagomål.docx
+++ b/klagomål/A 8912-2026 FSC-klagomål.docx
@@ -833,7 +833,7 @@
     <w:r>
       <w:tab/>
       <w:tab/>
-      <w:t>2026-08-24</w:t>
+      <w:t>2026-08-25</w:t>
       <w:br/>
       <w:br/>
     </w:r>

--- a/klagomål/A 8912-2026 FSC-klagomål.docx
+++ b/klagomål/A 8912-2026 FSC-klagomål.docx
@@ -833,7 +833,7 @@
     <w:r>
       <w:tab/>
       <w:tab/>
-      <w:t>2026-08-25</w:t>
+      <w:t>2026-08-26</w:t>
       <w:br/>
       <w:br/>
     </w:r>

--- a/klagomål/A 8912-2026 FSC-klagomål.docx
+++ b/klagomål/A 8912-2026 FSC-klagomål.docx
@@ -833,7 +833,7 @@
     <w:r>
       <w:tab/>
       <w:tab/>
-      <w:t>2026-08-26</w:t>
+      <w:t>2026-08-27</w:t>
       <w:br/>
       <w:br/>
     </w:r>

--- a/klagomål/A 8912-2026 FSC-klagomål.docx
+++ b/klagomål/A 8912-2026 FSC-klagomål.docx
@@ -833,7 +833,7 @@
     <w:r>
       <w:tab/>
       <w:tab/>
-      <w:t>2026-08-27</w:t>
+      <w:t>2026-08-28</w:t>
       <w:br/>
       <w:br/>
     </w:r>

--- a/klagomål/A 8912-2026 FSC-klagomål.docx
+++ b/klagomål/A 8912-2026 FSC-klagomål.docx
@@ -833,7 +833,7 @@
     <w:r>
       <w:tab/>
       <w:tab/>
-      <w:t>2026-08-28</w:t>
+      <w:t>2026-08-29</w:t>
       <w:br/>
       <w:br/>
     </w:r>

--- a/klagomål/A 8912-2026 FSC-klagomål.docx
+++ b/klagomål/A 8912-2026 FSC-klagomål.docx
@@ -833,7 +833,7 @@
     <w:r>
       <w:tab/>
       <w:tab/>
-      <w:t>2026-08-29</w:t>
+      <w:t>2026-08-31</w:t>
       <w:br/>
       <w:br/>
     </w:r>

--- a/klagomål/A 8912-2026 FSC-klagomål.docx
+++ b/klagomål/A 8912-2026 FSC-klagomål.docx
@@ -833,7 +833,7 @@
     <w:r>
       <w:tab/>
       <w:tab/>
-      <w:t>2026-08-31</w:t>
+      <w:t>2026-09-01</w:t>
       <w:br/>
       <w:br/>
     </w:r>

--- a/klagomål/A 8912-2026 FSC-klagomål.docx
+++ b/klagomål/A 8912-2026 FSC-klagomål.docx
@@ -833,7 +833,7 @@
     <w:r>
       <w:tab/>
       <w:tab/>
-      <w:t>2026-09-01</w:t>
+      <w:t>2026-09-02</w:t>
       <w:br/>
       <w:br/>
     </w:r>

--- a/klagomål/A 8912-2026 FSC-klagomål.docx
+++ b/klagomål/A 8912-2026 FSC-klagomål.docx
@@ -833,7 +833,7 @@
     <w:r>
       <w:tab/>
       <w:tab/>
-      <w:t>2026-09-02</w:t>
+      <w:t>2026-09-03</w:t>
       <w:br/>
       <w:br/>
     </w:r>

--- a/klagomål/A 8912-2026 FSC-klagomål.docx
+++ b/klagomål/A 8912-2026 FSC-klagomål.docx
@@ -833,7 +833,7 @@
     <w:r>
       <w:tab/>
       <w:tab/>
-      <w:t>2026-09-03</w:t>
+      <w:t>2026-09-04</w:t>
       <w:br/>
       <w:br/>
     </w:r>

--- a/klagomål/A 8912-2026 FSC-klagomål.docx
+++ b/klagomål/A 8912-2026 FSC-klagomål.docx
@@ -833,7 +833,7 @@
     <w:r>
       <w:tab/>
       <w:tab/>
-      <w:t>2026-09-04</w:t>
+      <w:t>2026-09-05</w:t>
       <w:br/>
       <w:br/>
     </w:r>
